--- a/docs/利用規約.docx
+++ b/docs/利用規約.docx
@@ -1053,7 +1053,6 @@
     <w:p>
       <w:pPr>
         <w:rPr>
-          <w:rFonts w:hint="eastAsia"/>
           <w:sz w:val="18"/>
           <w:szCs w:val="18"/>
         </w:rPr>
@@ -1174,7 +1173,6 @@
     <w:p>
       <w:pPr>
         <w:rPr>
-          <w:rFonts w:hint="eastAsia"/>
           <w:sz w:val="18"/>
           <w:szCs w:val="18"/>
         </w:rPr>
@@ -2837,7 +2835,6 @@
     <w:p>
       <w:pPr>
         <w:rPr>
-          <w:rFonts w:hint="eastAsia"/>
           <w:sz w:val="18"/>
           <w:szCs w:val="18"/>
         </w:rPr>
@@ -3621,12 +3618,20 @@
           <w:sz w:val="18"/>
           <w:szCs w:val="18"/>
         </w:rPr>
-        <w:t>2. 本サービスに関して当社とユーザーとの間で紛争が生じた場合、○○地方裁判所または○○簡易裁判所を第一審の専属的合意管轄裁判所とします。</w:t>
-      </w:r>
-    </w:p>
-    <w:p>
-      <w:pPr>
-        <w:rPr>
+        <w:t xml:space="preserve">2. </w:t>
+      </w:r>
+      <w:r>
+        <w:rPr>
+          <w:sz w:val="18"/>
+          <w:szCs w:val="18"/>
+        </w:rPr>
+        <w:t>本サービスに関して当社とユーザーとの間で紛争が生じた場合、那覇地方裁判所または那覇簡易裁判所を第一審の専属的合意管轄裁判所とします。</w:t>
+      </w:r>
+    </w:p>
+    <w:p>
+      <w:pPr>
+        <w:rPr>
+          <w:rFonts w:hint="eastAsia"/>
           <w:sz w:val="18"/>
           <w:szCs w:val="18"/>
         </w:rPr>
@@ -3700,7 +3705,15 @@
           <w:sz w:val="18"/>
           <w:szCs w:val="18"/>
         </w:rPr>
-        <w:t>事業者名：○○</w:t>
+        <w:t>事業者名：</w:t>
+      </w:r>
+      <w:r>
+        <w:rPr>
+          <w:rFonts w:hint="eastAsia"/>
+          <w:sz w:val="18"/>
+          <w:szCs w:val="18"/>
+        </w:rPr>
+        <w:t>合同会社ブリング</w:t>
       </w:r>
     </w:p>
     <w:p>
@@ -3717,39 +3730,62 @@
           <w:szCs w:val="18"/>
         </w:rPr>
         <w:lastRenderedPageBreak/>
-        <w:t>所在地：○○</w:t>
-      </w:r>
-    </w:p>
-    <w:p>
-      <w:pPr>
-        <w:rPr>
-          <w:sz w:val="18"/>
-          <w:szCs w:val="18"/>
-        </w:rPr>
-      </w:pPr>
-      <w:r>
-        <w:rPr>
-          <w:rFonts w:hint="eastAsia"/>
-          <w:sz w:val="18"/>
-          <w:szCs w:val="18"/>
-        </w:rPr>
-        <w:t>メールアドレス：○○</w:t>
-      </w:r>
-    </w:p>
-    <w:p>
-      <w:pPr>
-        <w:rPr>
-          <w:sz w:val="18"/>
-          <w:szCs w:val="18"/>
-        </w:rPr>
-      </w:pPr>
-      <w:r>
-        <w:rPr>
-          <w:rFonts w:hint="eastAsia"/>
-          <w:sz w:val="18"/>
-          <w:szCs w:val="18"/>
-        </w:rPr>
-        <w:t>受付時間：○○</w:t>
+        <w:t>所在地：</w:t>
+      </w:r>
+      <w:r>
+        <w:rPr>
+          <w:rFonts w:hint="eastAsia"/>
+          <w:sz w:val="18"/>
+          <w:szCs w:val="18"/>
+        </w:rPr>
+        <w:t>沖縄県宜野湾市真志喜2丁目13-10-202アメニティーエリアY</w:t>
+      </w:r>
+    </w:p>
+    <w:p>
+      <w:pPr>
+        <w:rPr>
+          <w:sz w:val="18"/>
+          <w:szCs w:val="18"/>
+        </w:rPr>
+      </w:pPr>
+      <w:r>
+        <w:rPr>
+          <w:rFonts w:hint="eastAsia"/>
+          <w:sz w:val="18"/>
+          <w:szCs w:val="18"/>
+        </w:rPr>
+        <w:t>メールアドレス：</w:t>
+      </w:r>
+      <w:r>
+        <w:rPr>
+          <w:rFonts w:hint="eastAsia"/>
+          <w:sz w:val="18"/>
+          <w:szCs w:val="18"/>
+        </w:rPr>
+        <w:t>info@ele-cal.com</w:t>
+      </w:r>
+    </w:p>
+    <w:p>
+      <w:pPr>
+        <w:rPr>
+          <w:sz w:val="18"/>
+          <w:szCs w:val="18"/>
+        </w:rPr>
+      </w:pPr>
+      <w:r>
+        <w:rPr>
+          <w:rFonts w:hint="eastAsia"/>
+          <w:sz w:val="18"/>
+          <w:szCs w:val="18"/>
+        </w:rPr>
+        <w:t>受付時間：</w:t>
+      </w:r>
+      <w:r>
+        <w:rPr>
+          <w:sz w:val="18"/>
+          <w:szCs w:val="18"/>
+        </w:rPr>
+        <w:t>受付時間：24時間（ただし、ご返信は平日 10:00 〜 18:00 の対応とさせていただきます）</w:t>
       </w:r>
     </w:p>
     <w:p>
